--- a/zaini_case_audit_output/outputs/word/documents/042_تفاصيل إخطار مطالبة مالية من عدنان زيني ضد الشيخ أسامة زيني بمبلغ 96779270 ـ في .docx
+++ b/zaini_case_audit_output/outputs/word/documents/042_تفاصيل إخطار مطالبة مالية من عدنان زيني ضد الشيخ أسامة زيني بمبلغ 96779270 ـ في .docx
@@ -51,6 +51,20 @@
           <w:i/>
         </w:rPr>
         <w:t>[مخرج آلي / Script Output - سماوي]  [مخرج آلي يحتاج مراجعة بشرية - وردي]</w:t>
+      </w:r>
+    </w:p>
+    <w:p>
+      <w:pPr>
+        <w:jc w:val="right"/>
+        <w:bidi/>
+      </w:pPr>
+      <w:r>
+        <w:rPr>
+          <w:b w:val="0"/>
+          <w:i/>
+          <w:color w:val="C00000"/>
+        </w:rPr>
+        <w:t>[نص ممسوح OCR صُحِّح ترتيبه آلياً — قد يحتوي أخطاء طفيفة]</w:t>
       </w:r>
     </w:p>
     <w:p/>
@@ -220,7 +234,7 @@
           <w:b w:val="0"/>
           <w:i w:val="0"/>
         </w:rPr>
-        <w:t>قيمة المطالبة المالية كتابة: فقط ستة وتسعون مليون وسبعمائة وتسعة وسبعون ألف ومائتين وسبعون ﷼ سعودي لا غير</w:t>
+        <w:t>ريغ ال يدوعس لایر نوعبسو نيتئامو فلأ نوعبسو ةعستو ةئامعبسو نويلم نوعستو ةتس طقف :ةباتك ةيلاملا ةبلاطملا ةميق</w:t>
       </w:r>
     </w:p>
     <w:p>

--- a/zaini_case_audit_output/outputs/word/documents/042_تفاصيل إخطار مطالبة مالية من عدنان زيني ضد الشيخ أسامة زيني بمبلغ 96779270 ـ في .docx
+++ b/zaini_case_audit_output/outputs/word/documents/042_تفاصيل إخطار مطالبة مالية من عدنان زيني ضد الشيخ أسامة زيني بمبلغ 96779270 ـ في .docx
@@ -91,7 +91,7 @@
           <w:b w:val="0"/>
           <w:i w:val="0"/>
         </w:rPr>
-        <w:t>الســابق</w:t>
+        <w:t>قباــسلا</w:t>
       </w:r>
     </w:p>
     <w:p>
@@ -117,7 +117,7 @@
           <w:b w:val="0"/>
           <w:i w:val="0"/>
         </w:rPr>
-        <w:t>البيانات الشخصية لمقدم الطلب ـ المطالبة المالية رقم 440300010192</w:t>
+        <w:t>440300010192 مقر ةيلاملا ةبلاطملا ـ بلطلا مدقمل ةيصخشلا تانايبلا</w:t>
       </w:r>
     </w:p>
     <w:p>
@@ -143,7 +143,7 @@
           <w:b w:val="0"/>
           <w:i w:val="0"/>
         </w:rPr>
-        <w:t>رقم الهوية أو الإقامة: 1098908278</w:t>
+        <w:t>1098908278 :ةماقإلا وأ ةيوهلا مقر</w:t>
       </w:r>
     </w:p>
     <w:p>
@@ -156,7 +156,7 @@
           <w:b w:val="0"/>
           <w:i w:val="0"/>
         </w:rPr>
-        <w:t>بيانات الوكالة</w:t>
+        <w:t>ةلاكولا تانايب</w:t>
       </w:r>
     </w:p>
     <w:p>
@@ -195,7 +195,7 @@
           <w:b w:val="0"/>
           <w:i w:val="0"/>
         </w:rPr>
-        <w:t>بيانات المطالبة المالية</w:t>
+        <w:t>ةيلاملا ةبلاطملا تانايب</w:t>
       </w:r>
     </w:p>
     <w:p>
@@ -208,7 +208,7 @@
           <w:b w:val="0"/>
           <w:i w:val="0"/>
         </w:rPr>
-        <w:t>صفة المراد إخطاره: فرد ـ رقم الهوية أو الإقامة 1008017301 ـ رقم الجوال 556355663</w:t>
+        <w:t>556355663 لاوجلا مقر ـ 1008017301 ةماقإلا وأ ةيوهلا مقر ـ درف :هراطخإ دارملا ةفص</w:t>
       </w:r>
     </w:p>
     <w:p>
@@ -234,7 +234,7 @@
           <w:b w:val="0"/>
           <w:i w:val="0"/>
         </w:rPr>
-        <w:t>ريغ ال يدوعس لایر نوعبسو نيتئامو فلأ نوعبسو ةعستو ةئامعبسو نويلم نوعستو ةتس طقف :ةباتك ةيلاملا ةبلاطملا ةميق</w:t>
+        <w:t>قيمة المطالبة المالية كتابة: فقط ستة وتسعون مليون وسبعمائة وتسعة وسبعون ألف ومائتين وسبعون ریال سعودي لا غير</w:t>
       </w:r>
     </w:p>
     <w:p>
@@ -247,7 +247,7 @@
           <w:b w:val="0"/>
           <w:i w:val="0"/>
         </w:rPr>
-        <w:t>تاريخ المطالبة المالية: 2024-07-30</w:t>
+        <w:t>2024-07-30 :ةيلاملا ةبلاطملا خيرات</w:t>
       </w:r>
     </w:p>
     <w:p>
@@ -260,7 +260,7 @@
           <w:b w:val="0"/>
           <w:i w:val="0"/>
         </w:rPr>
-        <w:t>تفاصيل المطالبة المالية</w:t>
+        <w:t>ةيلاملا ةبلاطملا ليصافت</w:t>
       </w:r>
     </w:p>
     <w:p>
@@ -325,7 +325,7 @@
           <w:b w:val="0"/>
           <w:i w:val="0"/>
         </w:rPr>
-        <w:t>تطوير وتشغيل شركة ثقة للخدمات الأعمال © 2023</w:t>
+        <w:t>2023 © لامعألا تامدخلل ةقث ةكرش ليغشتو ريوطت</w:t>
       </w:r>
     </w:p>
     <w:p>
@@ -338,7 +338,7 @@
           <w:b w:val="0"/>
           <w:i w:val="0"/>
         </w:rPr>
-        <w:t>نص الإخطار 1950 1950@moj.gov.sa جميع الحقوق محفوظة © 2024</w:t>
+        <w:t>2024 © ةظوفحم قوقحلا عيمج 1950@moj.gov.sa 1950 راطخإلا صن</w:t>
       </w:r>
     </w:p>
     <w:p>
@@ -351,7 +351,7 @@
           <w:b w:val="0"/>
           <w:i w:val="0"/>
         </w:rPr>
-        <w:t>عن ناجز الاسئلة المتكررة سياسة الخصوصية الشروط والأحكام</w:t>
+        <w:t>ماكحألاو طورشلا ةيصوصخلا ةسايس ةرركتملا ةلئسالا زجان نع</w:t>
       </w:r>
     </w:p>
     <w:p>

--- a/zaini_case_audit_output/outputs/word/documents/042_تفاصيل إخطار مطالبة مالية من عدنان زيني ضد الشيخ أسامة زيني بمبلغ 96779270 ـ في .docx
+++ b/zaini_case_audit_output/outputs/word/documents/042_تفاصيل إخطار مطالبة مالية من عدنان زيني ضد الشيخ أسامة زيني بمبلغ 96779270 ـ في .docx
@@ -143,7 +143,7 @@
           <w:b w:val="0"/>
           <w:i w:val="0"/>
         </w:rPr>
-        <w:t>1098908278 :ةماقإلا وأ ةيوهلا مقر</w:t>
+        <w:t>رقم الهوية أو الإقامة: 1098908278</w:t>
       </w:r>
     </w:p>
     <w:p>

--- a/zaini_case_audit_output/outputs/word/documents/042_تفاصيل إخطار مطالبة مالية من عدنان زيني ضد الشيخ أسامة زيني بمبلغ 96779270 ـ في .docx
+++ b/zaini_case_audit_output/outputs/word/documents/042_تفاصيل إخطار مطالبة مالية من عدنان زيني ضد الشيخ أسامة زيني بمبلغ 96779270 ـ في .docx
@@ -70,14 +70,13 @@
     <w:p/>
     <w:p>
       <w:pPr>
+        <w:pStyle w:val="Heading2"/>
         <w:jc w:val="right"/>
         <w:bidi/>
       </w:pPr>
       <w:r>
-        <w:rPr>
-          <w:b w:val="0"/>
-          <w:i w:val="0"/>
-        </w:rPr>
+        <w:t>[المتن الفعلي: الوقائع / الأسباب / المنطوق] ===</w:t>
+        <w:br/>
         <w:t>5149</w:t>
       </w:r>
     </w:p>
@@ -122,14 +121,13 @@
     </w:p>
     <w:p>
       <w:pPr>
+        <w:pStyle w:val="Heading2"/>
         <w:jc w:val="right"/>
         <w:bidi/>
       </w:pPr>
       <w:r>
-        <w:rPr>
-          <w:b w:val="0"/>
-          <w:i w:val="0"/>
-        </w:rPr>
+        <w:t>[بيانات الأطراف: المدعي / المدعى عليه / الحاضرون] ===</w:t>
+        <w:br/>
         <w:t>الاسم: محمد بن فواز بن منير الثعلي</w:t>
       </w:r>
     </w:p>
@@ -148,40 +146,37 @@
     </w:p>
     <w:p>
       <w:pPr>
+        <w:pStyle w:val="Heading2"/>
         <w:jc w:val="right"/>
         <w:bidi/>
       </w:pPr>
       <w:r>
-        <w:rPr>
-          <w:b w:val="0"/>
-          <w:i w:val="0"/>
-        </w:rPr>
+        <w:t>[المتن الفعلي: الوقائع / الأسباب / المنطوق] ===</w:t>
+        <w:br/>
         <w:t>ةلاكولا تانايب</w:t>
       </w:r>
     </w:p>
     <w:p>
       <w:pPr>
+        <w:pStyle w:val="Heading2"/>
         <w:jc w:val="right"/>
         <w:bidi/>
       </w:pPr>
       <w:r>
-        <w:rPr>
-          <w:b w:val="0"/>
-          <w:i w:val="0"/>
-        </w:rPr>
+        <w:t>[بيانات الأطراف: المدعي / المدعى عليه / الحاضرون] ===</w:t>
+        <w:br/>
         <w:t>اسم الموكل: عدنان احمد عباس زيني</w:t>
       </w:r>
     </w:p>
     <w:p>
       <w:pPr>
+        <w:pStyle w:val="Heading2"/>
         <w:jc w:val="right"/>
         <w:bidi/>
       </w:pPr>
       <w:r>
-        <w:rPr>
-          <w:b w:val="0"/>
-          <w:i w:val="0"/>
-        </w:rPr>
+        <w:t>[المتن الفعلي: الوقائع / الأسباب / المنطوق] ===</w:t>
+        <w:br/>
         <w:t>رقم هوية الموكل: 1017092733</w:t>
       </w:r>
     </w:p>
@@ -330,27 +325,25 @@
     </w:p>
     <w:p>
       <w:pPr>
+        <w:pStyle w:val="Heading2"/>
         <w:jc w:val="right"/>
         <w:bidi/>
       </w:pPr>
       <w:r>
-        <w:rPr>
-          <w:b w:val="0"/>
-          <w:i w:val="0"/>
-        </w:rPr>
+        <w:t>[ترويسة / كليشة رسمية — معلومات متكررة] ===</w:t>
+        <w:br/>
         <w:t>2024 © ةظوفحم قوقحلا عيمج 1950@moj.gov.sa 1950 راطخإلا صن</w:t>
       </w:r>
     </w:p>
     <w:p>
       <w:pPr>
+        <w:pStyle w:val="Heading2"/>
         <w:jc w:val="right"/>
         <w:bidi/>
       </w:pPr>
       <w:r>
-        <w:rPr>
-          <w:b w:val="0"/>
-          <w:i w:val="0"/>
-        </w:rPr>
+        <w:t>[المتن الفعلي: الوقائع / الأسباب / المنطوق] ===</w:t>
+        <w:br/>
         <w:t>ماكحألاو طورشلا ةيصوصخلا ةسايس ةرركتملا ةلئسالا زجان نع</w:t>
       </w:r>
     </w:p>
@@ -371,8 +364,28 @@
         <w:t>https://new.najiz.sa/dashboard/portal-services</w:t>
         <w:br/>
         <w:t>https://new.najiz.sa/applications/dashboard/license-guide</w:t>
+      </w:r>
+    </w:p>
+    <w:p>
+      <w:pPr>
+        <w:pStyle w:val="Heading2"/>
+        <w:jc w:val="right"/>
+        <w:bidi/>
+      </w:pPr>
+      <w:r>
+        <w:t>[ترويسة / كليشة رسمية — معلومات متكررة] ===</w:t>
         <w:br/>
         <w:t>mailto:1950@moj.gov.sa</w:t>
+      </w:r>
+    </w:p>
+    <w:p>
+      <w:pPr>
+        <w:pStyle w:val="Heading2"/>
+        <w:jc w:val="right"/>
+        <w:bidi/>
+      </w:pPr>
+      <w:r>
+        <w:t>[المتن الفعلي: الوقائع / الأسباب / المنطوق] ===</w:t>
         <w:br/>
         <w:t>tel:1950</w:t>
         <w:br/>
@@ -385,6 +398,16 @@
         <w:t>https://new.najiz.sa/terms-conditions</w:t>
         <w:br/>
         <w:t>https://vision2030.gov.sa/ar</w:t>
+      </w:r>
+    </w:p>
+    <w:p>
+      <w:pPr>
+        <w:pStyle w:val="Heading2"/>
+        <w:jc w:val="right"/>
+        <w:bidi/>
+      </w:pPr>
+      <w:r>
+        <w:t>[ترويسة / كليشة رسمية — معلومات متكررة] ===</w:t>
         <w:br/>
         <w:t>https://www.moj.gov.sa/</w:t>
       </w:r>

--- a/zaini_case_audit_output/outputs/word/documents/042_تفاصيل إخطار مطالبة مالية من عدنان زيني ضد الشيخ أسامة زيني بمبلغ 96779270 ـ في .docx
+++ b/zaini_case_audit_output/outputs/word/documents/042_تفاصيل إخطار مطالبة مالية من عدنان زيني ضد الشيخ أسامة زيني بمبلغ 96779270 ـ في .docx
@@ -53,20 +53,6 @@
         <w:t>[مخرج آلي / Script Output - سماوي]  [مخرج آلي يحتاج مراجعة بشرية - وردي]</w:t>
       </w:r>
     </w:p>
-    <w:p>
-      <w:pPr>
-        <w:jc w:val="right"/>
-        <w:bidi/>
-      </w:pPr>
-      <w:r>
-        <w:rPr>
-          <w:b w:val="0"/>
-          <w:i/>
-          <w:color w:val="C00000"/>
-        </w:rPr>
-        <w:t>[نص ممسوح OCR صُحِّح ترتيبه آلياً — قد يحتوي أخطاء طفيفة]</w:t>
-      </w:r>
-    </w:p>
     <w:p/>
     <w:p>
       <w:pPr>
@@ -90,7 +76,7 @@
           <w:b w:val="0"/>
           <w:i w:val="0"/>
         </w:rPr>
-        <w:t>قباــسلا</w:t>
+        <w:t>الســابق</w:t>
       </w:r>
     </w:p>
     <w:p>
@@ -108,6 +94,18 @@
     </w:p>
     <w:p>
       <w:pPr>
+        <w:pStyle w:val="Heading2"/>
+        <w:jc w:val="right"/>
+        <w:bidi/>
+      </w:pPr>
+      <w:r>
+        <w:t>[بيانات الأطراف: المدعي / المدعى عليه / الحاضرون] ===</w:t>
+        <w:br/>
+        <w:t>البيانات الشخصية لمقدم الطلب ـ المطالبة المالية رقم 440300010192</w:t>
+      </w:r>
+    </w:p>
+    <w:p>
+      <w:pPr>
         <w:jc w:val="right"/>
         <w:bidi/>
       </w:pPr>
@@ -116,18 +114,6 @@
           <w:b w:val="0"/>
           <w:i w:val="0"/>
         </w:rPr>
-        <w:t>440300010192 مقر ةيلاملا ةبلاطملا ـ بلطلا مدقمل ةيصخشلا تانايبلا</w:t>
-      </w:r>
-    </w:p>
-    <w:p>
-      <w:pPr>
-        <w:pStyle w:val="Heading2"/>
-        <w:jc w:val="right"/>
-        <w:bidi/>
-      </w:pPr>
-      <w:r>
-        <w:t>[بيانات الأطراف: المدعي / المدعى عليه / الحاضرون] ===</w:t>
-        <w:br/>
         <w:t>الاسم: محمد بن فواز بن منير الثعلي</w:t>
       </w:r>
     </w:p>
@@ -146,25 +132,27 @@
     </w:p>
     <w:p>
       <w:pPr>
-        <w:pStyle w:val="Heading2"/>
         <w:jc w:val="right"/>
         <w:bidi/>
       </w:pPr>
       <w:r>
-        <w:t>[المتن الفعلي: الوقائع / الأسباب / المنطوق] ===</w:t>
-        <w:br/>
-        <w:t>ةلاكولا تانايب</w:t>
+        <w:rPr>
+          <w:b w:val="0"/>
+          <w:i w:val="0"/>
+        </w:rPr>
+        <w:t>بيانات الوكالة</w:t>
       </w:r>
     </w:p>
     <w:p>
       <w:pPr>
-        <w:pStyle w:val="Heading2"/>
         <w:jc w:val="right"/>
         <w:bidi/>
       </w:pPr>
       <w:r>
-        <w:t>[بيانات الأطراف: المدعي / المدعى عليه / الحاضرون] ===</w:t>
-        <w:br/>
+        <w:rPr>
+          <w:b w:val="0"/>
+          <w:i w:val="0"/>
+        </w:rPr>
         <w:t>اسم الموكل: عدنان احمد عباس زيني</w:t>
       </w:r>
     </w:p>
@@ -190,7 +178,7 @@
           <w:b w:val="0"/>
           <w:i w:val="0"/>
         </w:rPr>
-        <w:t>ةيلاملا ةبلاطملا تانايب</w:t>
+        <w:t>بيانات المطالبة المالية</w:t>
       </w:r>
     </w:p>
     <w:p>
@@ -203,7 +191,7 @@
           <w:b w:val="0"/>
           <w:i w:val="0"/>
         </w:rPr>
-        <w:t>556355663 لاوجلا مقر ـ 1008017301 ةماقإلا وأ ةيوهلا مقر ـ درف :هراطخإ دارملا ةفص</w:t>
+        <w:t>صفة المراد إخطاره: فرد ـ رقم الهوية أو الإقامة 1008017301 ـ رقم الجوال 556355663</w:t>
       </w:r>
     </w:p>
     <w:p>
@@ -242,7 +230,7 @@
           <w:b w:val="0"/>
           <w:i w:val="0"/>
         </w:rPr>
-        <w:t>2024-07-30 :ةيلاملا ةبلاطملا خيرات</w:t>
+        <w:t>تاريخ المطالبة المالية: 2024-07-30</w:t>
       </w:r>
     </w:p>
     <w:p>
@@ -255,7 +243,7 @@
           <w:b w:val="0"/>
           <w:i w:val="0"/>
         </w:rPr>
-        <w:t>ةيلاملا ةبلاطملا ليصافت</w:t>
+        <w:t>تفاصيل المطالبة المالية</w:t>
       </w:r>
     </w:p>
     <w:p>
@@ -320,7 +308,7 @@
           <w:b w:val="0"/>
           <w:i w:val="0"/>
         </w:rPr>
-        <w:t>2023 © لامعألا تامدخلل ةقث ةكرش ليغشتو ريوطت</w:t>
+        <w:t>تطوير وتشغيل شركة ثقة للخدمات الأعمال © 2023</w:t>
       </w:r>
     </w:p>
     <w:p>
@@ -332,7 +320,7 @@
       <w:r>
         <w:t>[ترويسة / كليشة رسمية — معلومات متكررة] ===</w:t>
         <w:br/>
-        <w:t>2024 © ةظوفحم قوقحلا عيمج 1950@moj.gov.sa 1950 راطخإلا صن</w:t>
+        <w:t>نص الإخطار 1950 1950@moj.gov.sa جميع الحقوق محفوظة © 2024</w:t>
       </w:r>
     </w:p>
     <w:p>
@@ -344,7 +332,7 @@
       <w:r>
         <w:t>[المتن الفعلي: الوقائع / الأسباب / المنطوق] ===</w:t>
         <w:br/>
-        <w:t>ماكحألاو طورشلا ةيصوصخلا ةسايس ةرركتملا ةلئسالا زجان نع</w:t>
+        <w:t>عن ناجز الاسئلة المتكررة سياسة الخصوصية الشروط والأحكام</w:t>
       </w:r>
     </w:p>
     <w:p>
